--- a/docs/a traduire/5/Chapter_V_Prospective_Scenarios_2026_2030_EN.docx
+++ b/docs/a traduire/5/Chapter_V_Prospective_Scenarios_2026_2030_EN.docx
@@ -99,7 +99,7 @@
                 <w:color w:val="1A2744"/>
                 <w:sz w:val="22"/>
               </w:rPr>
-              <w:t>76.9% global operational AI compute = USA</w:t>
+              <w:t>78.9% global operational AI compute = USA</w:t>
             </w:r>
           </w:p>
         </w:tc>
@@ -141,7 +141,7 @@
                 <w:color w:val="1A2744"/>
                 <w:sz w:val="22"/>
               </w:rPr>
-              <w:t>3.46:1 CACI ratio US/EU (Power Mode)</w:t>
+              <w:t>3.64:1 CACI ratio US/EU (Power Mode)</w:t>
             </w:r>
           </w:p>
         </w:tc>
@@ -336,7 +336,7 @@
           <w:color w:val="202020"/>
           <w:sz w:val="22"/>
         </w:rPr>
-        <w:t>EP2 - Persistent concentration of compute in the United States. The US/EU ratio of 17.6:1 in raw installed compute (Chapter III, April 2026 dashboard snapshot: 2,759,968 vs 156,632 PFLOP/s), resulting in a CACI Power Mode ratio of 3.46:1 once weighted by the geometric formula F^0.40 x L^0.20 x R^0.15 / E^0.25, reflects investment decisions taken in 2022-2025 whose effects materialise until 2028-2029 (data center construction delays: 18-36 months). Even an immediate political reversal would not alter the installed stock before the end of the decade.</w:t>
+        <w:t>EP2 - Persistent concentration of compute in the United States. The US/EU ratio of 17.6:1 in raw installed compute (Chapter III, April 2026 dashboard snapshot: 2,759,968 vs 156,632 PFLOP/s), resulting in a CACI Power Mode ratio of 3.64:1 once weighted by the geometric formula F^0.40 x L^0.20 x R^0.15 / E^0.25, reflects investment decisions taken in 2022-2025 whose effects materialise until 2028-2029 (data center construction delays: 18-36 months). Even an immediate political reversal would not alter the installed stock before the end of the decade.</w:t>
       </w:r>
     </w:p>
     <w:p>
@@ -621,7 +621,7 @@
           <w:color w:val="202020"/>
           <w:sz w:val="22"/>
         </w:rPr>
-        <w:t>M6 - CACI(US)/CACI(EU): goes from 3.46:1 (April 2026) to 4-5:1 (2030). The gap widens moderately as the F factor (compute) accumulates on the US side while E costs (energy) weigh on the EU side.</w:t>
+        <w:t>M6 - CACI(US)/CACI(EU): goes from 3.64:1 (April 2026) to 4-5:1 (2030). The gap widens moderately as the F factor (compute) accumulates on the US side while E costs (energy) weigh on the EU side.</w:t>
       </w:r>
     </w:p>
     <w:p>
@@ -801,7 +801,7 @@
           <w:color w:val="202020"/>
           <w:sz w:val="22"/>
         </w:rPr>
-        <w:t>M6 - CACI ratio: explodes from 3.46:1 (April 2026) to 6-8:1 (2030). This is the scenario where the gap is largest, with all three CACI factors deteriorating simultaneously on the European side: F capped by quotas, E inflated by tariffs, L weakened by an accelerated brain drain to the United States.</w:t>
+        <w:t>M6 - CACI ratio: explodes from 3.64:1 (April 2026) to 6-8:1 (2030). This is the scenario where the gap is largest, with all three CACI factors deteriorating simultaneously on the European side: F capped by quotas, E inflated by tariffs, L weakened by an accelerated brain drain to the United States.</w:t>
       </w:r>
     </w:p>
     <w:p>
@@ -981,7 +981,7 @@
           <w:color w:val="202020"/>
           <w:sz w:val="22"/>
         </w:rPr>
-        <w:t>M6 - CACI ratio: drops from 3.46:1 (April 2026) to 2.0-2.5:1 (2030). This is the most favourable realistically achievable scenario at the 2030 horizon. The F factor improves significantly, E benefits from nuclear, but L remains slightly lower (the US AI ecosystem being more attractive for top talent).</w:t>
+        <w:t>M6 - CACI ratio: drops from 3.64:1 (April 2026) to 2.0-2.5:1 (2030). This is the most favourable realistically achievable scenario at the 2030 horizon. The F factor improves significantly, E benefits from nuclear, but L remains slightly lower (the US AI ecosystem being more attractive for top talent).</w:t>
       </w:r>
     </w:p>
     <w:p>
@@ -1161,7 +1161,7 @@
           <w:color w:val="202020"/>
           <w:sz w:val="22"/>
         </w:rPr>
-        <w:t>M6 - CACI ratio: follows a U-shaped trajectory: degradation from 3.46:1 to 8-12:1 in 2027-2028 (peak shock), then improvement to 4-7:1 by 2030. The result depends heavily on European execution speed: each year of delay on Gigafactories prolongs the period of maximum vulnerability.</w:t>
+        <w:t>M6 - CACI ratio: follows a U-shaped trajectory: degradation from 3.64:1 to 8-12:1 in 2027-2028 (peak shock), then improvement to 4-7:1 by 2030. The result depends heavily on European execution speed: each year of delay on Gigafactories prolongs the period of maximum vulnerability.</w:t>
       </w:r>
     </w:p>
     <w:p>
@@ -1236,7 +1236,7 @@
           <w:color w:val="202020"/>
           <w:sz w:val="22"/>
         </w:rPr>
-        <w:t>Table 11 below consolidates the trajectory of the six divergence metrics for the four scenarios by the 2030 horizon, anchored on the April 2026 dashboard snapshot (US/EU raw operational compute 17.6:1, CACI Power Mode 3.46:1).</w:t>
+        <w:t>Table 11 below consolidates the trajectory of the six divergence metrics for the four scenarios by the 2030 horizon, anchored on the April 2026 dashboard snapshot (US/EU raw operational compute 17.6:1, CACI Power Mode 3.64:1).</w:t>
       </w:r>
     </w:p>
     <w:p>
@@ -1881,7 +1881,7 @@
           <w:color w:val="202020"/>
           <w:sz w:val="22"/>
         </w:rPr>
-        <w:t>Note from Chapter I: the EU is largely sovereign on installed compute (99.2% of F_total is EU-owned). The vulnerability is not on installed F but on the cloud workload layer (the compute actually used by EU firms, majorly on AWS/Azure/GCP). CADA targets exactly this layer.</w:t>
+        <w:t>Note from Chapter I: the EU is largely sovereign on installed compute (78.6% of F_total is EU-owned). The vulnerability is not on installed F but on the cloud workload layer (the compute actually used by EU firms, majorly on AWS/Azure/GCP). CADA targets exactly this layer.</w:t>
       </w:r>
     </w:p>
     <w:p>
@@ -2331,7 +2331,7 @@
           <w:color w:val="555555"/>
           <w:sz w:val="18"/>
         </w:rPr>
-        <w:t>Source: author's construction; baseline April 2026 snapshot (US/EU raw operational compute 17.6:1, CACI Power Mode 3.46:1).</w:t>
+        <w:t>Source: author's construction; baseline April 2026 snapshot (US/EU raw operational compute 17.6:1, CACI Power Mode 3.64:1).</w:t>
       </w:r>
     </w:p>
     <w:tbl>

--- a/docs/a traduire/5/Chapter_V_Prospective_Scenarios_2026_2030_EN.docx
+++ b/docs/a traduire/5/Chapter_V_Prospective_Scenarios_2026_2030_EN.docx
@@ -141,7 +141,7 @@
                 <w:color w:val="1A2744"/>
                 <w:sz w:val="22"/>
               </w:rPr>
-              <w:t>3.64:1 CACI ratio US/EU (Power Mode)</w:t>
+              <w:t>3.47:1 CACI ratio US/EU (Power Mode)</w:t>
             </w:r>
           </w:p>
         </w:tc>
@@ -336,7 +336,7 @@
           <w:color w:val="202020"/>
           <w:sz w:val="22"/>
         </w:rPr>
-        <w:t>EP2 - Persistent concentration of compute in the United States. The US/EU ratio of 17.6:1 in raw installed compute (Chapter III, April 2026 dashboard snapshot: 2,759,968 vs 156,632 PFLOP/s), resulting in a CACI Power Mode ratio of 3.64:1 once weighted by the geometric formula F^0.40 x L^0.20 x R^0.15 / E^0.25, reflects investment decisions taken in 2022-2025 whose effects materialise until 2028-2029 (data center construction delays: 18-36 months). Even an immediate political reversal would not alter the installed stock before the end of the decade.</w:t>
+        <w:t>EP2 - Persistent concentration of compute in the United States. The US/EU ratio of 17.6:1 in raw installed compute (Chapter III, April 2026 dashboard snapshot: 2,759,968 vs 156,632 PFLOP/s), resulting in a CACI Power Mode ratio of 3.47:1 once weighted by the geometric formula F^0.40 x L^0.20 x R^0.15 / E^0.25, reflects investment decisions taken in 2022-2025 whose effects materialise until 2028-2029 (data center construction delays: 18-36 months). Even an immediate political reversal would not alter the installed stock before the end of the decade.</w:t>
       </w:r>
     </w:p>
     <w:p>
@@ -621,7 +621,7 @@
           <w:color w:val="202020"/>
           <w:sz w:val="22"/>
         </w:rPr>
-        <w:t>M6 - CACI(US)/CACI(EU): goes from 3.64:1 (April 2026) to 4-5:1 (2030). The gap widens moderately as the F factor (compute) accumulates on the US side while E costs (energy) weigh on the EU side.</w:t>
+        <w:t>M6 - CACI(US)/CACI(EU): goes from 3.47:1 (April 2026) to 4-5:1 (2030). The gap widens moderately as the F factor (compute) accumulates on the US side while E costs (energy) weigh on the EU side.</w:t>
       </w:r>
     </w:p>
     <w:p>
@@ -801,7 +801,7 @@
           <w:color w:val="202020"/>
           <w:sz w:val="22"/>
         </w:rPr>
-        <w:t>M6 - CACI ratio: explodes from 3.64:1 (April 2026) to 6-8:1 (2030). This is the scenario where the gap is largest, with all three CACI factors deteriorating simultaneously on the European side: F capped by quotas, E inflated by tariffs, L weakened by an accelerated brain drain to the United States.</w:t>
+        <w:t>M6 - CACI ratio: explodes from 3.47:1 (April 2026) to 6-8:1 (2030). This is the scenario where the gap is largest, with all three CACI factors deteriorating simultaneously on the European side: F capped by quotas, E inflated by tariffs, L weakened by an accelerated brain drain to the United States.</w:t>
       </w:r>
     </w:p>
     <w:p>
@@ -981,7 +981,7 @@
           <w:color w:val="202020"/>
           <w:sz w:val="22"/>
         </w:rPr>
-        <w:t>M6 - CACI ratio: drops from 3.64:1 (April 2026) to 2.0-2.5:1 (2030). This is the most favourable realistically achievable scenario at the 2030 horizon. The F factor improves significantly, E benefits from nuclear, but L remains slightly lower (the US AI ecosystem being more attractive for top talent).</w:t>
+        <w:t>M6 - CACI ratio: drops from 3.47:1 (April 2026) to 2.0-2.5:1 (2030). This is the most favourable realistically achievable scenario at the 2030 horizon. The F factor improves significantly, E benefits from nuclear, but L remains slightly lower (the US AI ecosystem being more attractive for top talent).</w:t>
       </w:r>
     </w:p>
     <w:p>
@@ -1161,7 +1161,7 @@
           <w:color w:val="202020"/>
           <w:sz w:val="22"/>
         </w:rPr>
-        <w:t>M6 - CACI ratio: follows a U-shaped trajectory: degradation from 3.64:1 to 8-12:1 in 2027-2028 (peak shock), then improvement to 4-7:1 by 2030. The result depends heavily on European execution speed: each year of delay on Gigafactories prolongs the period of maximum vulnerability.</w:t>
+        <w:t>M6 - CACI ratio: follows a U-shaped trajectory: degradation from 3.47:1 to 8-12:1 in 2027-2028 (peak shock), then improvement to 4-7:1 by 2030. The result depends heavily on European execution speed: each year of delay on Gigafactories prolongs the period of maximum vulnerability.</w:t>
       </w:r>
     </w:p>
     <w:p>
@@ -1236,7 +1236,7 @@
           <w:color w:val="202020"/>
           <w:sz w:val="22"/>
         </w:rPr>
-        <w:t>Table 11 below consolidates the trajectory of the six divergence metrics for the four scenarios by the 2030 horizon, anchored on the April 2026 dashboard snapshot (US/EU raw operational compute 17.6:1, CACI Power Mode 3.64:1).</w:t>
+        <w:t>Table 11 below consolidates the trajectory of the six divergence metrics for the four scenarios by the 2030 horizon, anchored on the April 2026 dashboard snapshot (US/EU raw operational compute 17.6:1, CACI Power Mode 3.47:1).</w:t>
       </w:r>
     </w:p>
     <w:p>
@@ -2331,7 +2331,7 @@
           <w:color w:val="555555"/>
           <w:sz w:val="18"/>
         </w:rPr>
-        <w:t>Source: author's construction; baseline April 2026 snapshot (US/EU raw operational compute 17.6:1, CACI Power Mode 3.64:1).</w:t>
+        <w:t>Source: author's construction; baseline April 2026 snapshot (US/EU raw operational compute 17.6:1, CACI Power Mode 3.47:1).</w:t>
       </w:r>
     </w:p>
     <w:tbl>
